--- a/ru/wisdom-stories/your-hand-at-work-your-hope-in-god.docx
+++ b/ru/wisdom-stories/your-hand-at-work-your-hope-in-god.docx
@@ -4,189 +4,95 @@
   <w:body>
     <w:p>
       <w:pPr>
-        <w:spacing w:before="0" w:after="60"/>
-        <w:jc w:val="left"/>
+        <w:pStyle w:val="Title"/>
       </w:pPr>
       <w:r>
-        <w:rPr>
-          <w:rFonts w:ascii="Arial" w:hAnsi="Arial" w:eastAsia="Arial"/>
-          <w:i w:val="0"/>
-          <w:color w:val="000000"/>
-          <w:sz w:val="52"/>
-        </w:rPr>
         <w:t>Трудись своими руками, уповай на Аллаха</w:t>
       </w:r>
     </w:p>
     <w:p>
-      <w:pPr>
-        <w:jc w:val="left"/>
-      </w:pPr>
+      <w:pPr/>
       <w:r>
-        <w:rPr>
-          <w:rFonts w:ascii="Arial" w:hAnsi="Arial" w:eastAsia="Arial"/>
-          <w:i w:val="0"/>
-          <w:color w:val="000000"/>
-          <w:sz w:val="22"/>
-        </w:rPr>
         <w:t>Жил-был когда-то дервиш. Большую часть своих дней он проводил в уединении и поклонении. Однако ему не нравилось нуждаться в людях, поэтому он посвящал часть дня работе: он немного трудился, покупал хлеб на заработанные своими руками деньги и раздавал излишки бедным.</w:t>
       </w:r>
     </w:p>
     <w:p>
-      <w:pPr>
-        <w:jc w:val="left"/>
-      </w:pPr>
+      <w:pPr/>
       <w:r>
-        <w:rPr>
-          <w:rFonts w:ascii="Arial" w:hAnsi="Arial" w:eastAsia="Arial"/>
-          <w:i w:val="0"/>
-          <w:color w:val="000000"/>
-          <w:sz w:val="22"/>
-        </w:rPr>
-        <w:t>Однажды, когда он еще совершал молитву в пустыне, его взгляд упал на лису. Ноги лисы были искалечены, и она едва могла двигаться вперед. Дервиш подумал про себя: «Интересно, чем эта лиса зарабатывает на жизнь? Дикие животные живут охотой, а для охоты им нужны острые лапы. У этого бедняги нет лап. Интересно, откуда Аллах берет для него пропитание?»</w:t>
+        <w:t>Однажды в пустыне дервиш увидел лису с покалеченными лапами. Она едва передвигалась. «Как же она добывает пищу? — удивился он. — Охотиться не может. Кто её кормит?»</w:t>
+      </w:r>
+    </w:p>
+    <w:p>
+      <w:pPr/>
+      <w:r>
+        <w:t>Вскоре появился лев с добытой газелью. Он поел и ушёл, оставив часть мяса. Лиса подползла к остаткам и насытилась.</w:t>
+      </w:r>
+    </w:p>
+    <w:p>
+      <w:pPr/>
+      <w:r>
+        <w:t>Дервиш восхитился тем, как Аллах устроил пропитание беспомощной лисы. Затем подумал: «Если ей достаётся пища без труда, разве обо мне Господь не позаботится? Лучше отдам работе меньше времени, а молитве — больше. Перестану трудиться и буду ждать Его милости».</w:t>
+      </w:r>
+    </w:p>
+    <w:p>
+      <w:pPr/>
+      <w:r>
+        <w:t>Он оставил работу и посвятил дни и ночи поклонению. Но никто не приносил ему хлеба. От голода дервиш слабел, пока от него не остались кожа да кости.</w:t>
       </w:r>
     </w:p>
     <w:p>
       <w:pPr>
-        <w:jc w:val="left"/>
+        <w:spacing w:after="80"/>
       </w:pPr>
       <w:r>
-        <w:rPr>
-          <w:rFonts w:ascii="Arial" w:hAnsi="Arial" w:eastAsia="Arial"/>
-          <w:i w:val="0"/>
-          <w:color w:val="000000"/>
-          <w:sz w:val="22"/>
-        </w:rPr>
-        <w:t>Пока он думал об этом, он увидел издалека льва, несущего газель, на которой он охотился, в своих клыках. Лев кладет свою добычу, разрывает ее на части, съедает досыта, а затем оставляет остальное и уходит. Хромая лиса, которая некоторое время поджидала добычу, подползла к льву, съела мясо и наелась досыта.</w:t>
+        <w:t>Наконец, однажды, когда он был измучен, он услышал голос из невидимого мира:</w:t>
+      </w:r>
+    </w:p>
+    <w:p>
+      <w:pPr/>
+      <w:r>
+        <w:t>— Тебе даны здоровье, сильные руки и крепкие ноги. Почему ты решил подражать беспомощной лисе, а не льву? Встань, трудись, добывай пропитание и делись с теми, кто не может позаботиться о себе. Корми себя и помогай другим.</w:t>
       </w:r>
     </w:p>
     <w:p>
       <w:pPr>
-        <w:jc w:val="left"/>
+        <w:keepNext/>
       </w:pPr>
       <w:r>
-        <w:rPr>
-          <w:rFonts w:ascii="Arial" w:hAnsi="Arial" w:eastAsia="Arial"/>
-          <w:i w:val="0"/>
-          <w:color w:val="000000"/>
-          <w:sz w:val="22"/>
-        </w:rPr>
-        <w:t>Дервиш был поражен этим. Он восхвалял Аллаха, который обеспечивает лису пропитанием через руку льва. Затем ему пришла в голову такая мысль: «Раз эта лиса зарабатывает себе на жизнь, ничего не делая, почему бы Аллаху не обеспечить меня? Я откладываю часы, которые обычно посвящаю поклонению, и трачу их на работу. Однако я могу также поклоняться своему Господу в эти часы и получать за это награду. Отныне я не буду работать. Аллах, который послал пищу хромой лисе к ногам льва, обеспечит меня и каким-то образом».</w:t>
+        <w:t>Дервиш устыдился, раскаялся и снова взялся за работу. С тех пор он жил собственным трудом и помогал бедным.</w:t>
       </w:r>
     </w:p>
     <w:p>
       <w:pPr>
-        <w:jc w:val="left"/>
+        <w:keepNext/>
+        <w:keepLines/>
+        <w:spacing w:before="160"/>
       </w:pPr>
       <w:r>
         <w:rPr>
-          <w:rFonts w:ascii="Arial" w:hAnsi="Arial" w:eastAsia="Arial"/>
-          <w:i w:val="0"/>
-          <w:color w:val="000000"/>
-          <w:sz w:val="22"/>
+          <w:b/>
         </w:rPr>
-        <w:t>С того дня дервиш оставил работу и посвятил себя поклонению днем ​​и ночью. Но сколько бы он ни ждал, пропитание не приходит. Никто не стучит в его дверь, никто не приносит ему кусок хлеба. Дервиш день за днем ​​тает, оставляя после себя лишь кожу и кости.</w:t>
+        <w:t>Мораль:</w:t>
+      </w:r>
+      <w:r>
+        <w:t xml:space="preserve"> Человек, который смотрит на долю нуждающихся, несмотря на свои силы, не доверяет Аллаху — он просто прикрывает свою лень верой.</w:t>
       </w:r>
     </w:p>
     <w:p>
       <w:pPr>
-        <w:jc w:val="left"/>
+        <w:spacing w:after="80"/>
       </w:pPr>
       <w:r>
         <w:rPr>
-          <w:rFonts w:ascii="Arial" w:hAnsi="Arial" w:eastAsia="Arial"/>
-          <w:i w:val="0"/>
-          <w:color w:val="000000"/>
-          <w:sz w:val="22"/>
-        </w:rPr>
-        <w:t>Наконец, однажды, когда он был измучен, он услышал голос из невидимого мира:</w:t>
-      </w:r>
-    </w:p>
-    <w:p>
-      <w:pPr>
-        <w:jc w:val="left"/>
-      </w:pPr>
-      <w:r>
-        <w:rPr>
-          <w:rFonts w:ascii="Arial" w:hAnsi="Arial" w:eastAsia="Arial"/>
-          <w:i w:val="0"/>
-          <w:color w:val="000000"/>
-          <w:sz w:val="22"/>
-        </w:rPr>
-        <w:t>— Я дал тебе здоровое тело, сильные руки и острые ноги. Но ты сравнил себя с хромой лисой. Почему ты сравниваешь себя с лисой, а не со львом? Почему ты смотришь на чужие излишества? Встань, работай, как лев, зарабатывай себе на жизнь. Пусть на тебя полагаются беззащитные и нуждающиеся. Ешь сам и корми нуждающихся.</w:t>
-      </w:r>
-    </w:p>
-    <w:p>
-      <w:pPr>
-        <w:jc w:val="left"/>
-      </w:pPr>
-      <w:r>
-        <w:rPr>
-          <w:rFonts w:ascii="Arial" w:hAnsi="Arial" w:eastAsia="Arial"/>
-          <w:i w:val="0"/>
-          <w:color w:val="000000"/>
-          <w:sz w:val="22"/>
-        </w:rPr>
-        <w:t>Дервиш стыдится содеянного, раскаивается и возвращается к своей прежней жизни. Он снова зарабатывает себе на жизнь трудом своих рук и раз и навсегда отказывается от мысли быть обузой для других.</w:t>
-      </w:r>
-    </w:p>
-    <w:p>
-      <w:pPr>
-        <w:pStyle w:val="Moral"/>
-        <w:keepNext/>
-        <w:keepLines/>
-        <w:widowControl/>
-        <w:spacing w:before="240" w:after="180" w:line="283" w:lineRule="auto"/>
-        <w:ind w:left="240" w:right="240"/>
-        <w:jc w:val="left"/>
-        <w:pBdr>
-          <w:top w:val="single" w:sz="8" w:space="7" w:color="E8D59A"/>
-          <w:left w:val="single" w:sz="32" w:space="11" w:color="C6A23A"/>
-          <w:bottom w:val="single" w:sz="8" w:space="7" w:color="E8D59A"/>
-          <w:right w:val="single" w:sz="8" w:space="11" w:color="E8D59A"/>
-        </w:pBdr>
-        <w:shd w:val="clear" w:color="auto" w:fill="FFF8E1"/>
-      </w:pPr>
-      <w:r>
-        <w:rPr>
-          <w:rFonts w:ascii="Arial" w:hAnsi="Arial" w:eastAsia="Arial" w:cs="Arial"/>
-          <w:b/>
-          <w:i w:val="0"/>
-          <w:color w:val="9A7417"/>
-          <w:sz w:val="22"/>
-        </w:rPr>
-        <w:t>Мораль: Человек, который смотрит на долю нуждающихся, несмотря на свои силы, не доверяет Аллаху — он просто прикрывает свою лень верой.</w:t>
-      </w:r>
-      <w:r>
-        <w:rPr>
-          <w:rFonts w:ascii="Arial" w:hAnsi="Arial" w:eastAsia="Arial" w:cs="Arial"/>
-          <w:b w:val="0"/>
-          <w:i w:val="0"/>
-          <w:color w:val="3F3826"/>
-          <w:sz w:val="22"/>
-        </w:rPr>
-      </w:r>
-    </w:p>
-    <w:p>
-      <w:pPr>
-        <w:keepLines/>
-        <w:widowControl/>
-        <w:spacing w:before="60" w:after="0" w:line="240" w:lineRule="auto"/>
-        <w:jc w:val="right"/>
-      </w:pPr>
-      <w:r>
-        <w:rPr>
-          <w:rFonts w:ascii="Arial" w:hAnsi="Arial" w:eastAsia="Arial" w:cs="Arial"/>
-          <w:b w:val="0"/>
           <w:i/>
-          <w:color w:val="8A7950"/>
-          <w:sz w:val="17"/>
+          <w:sz w:val="18"/>
         </w:rPr>
         <w:t>«История взята из открытых источников Интернета.»</w:t>
       </w:r>
     </w:p>
     <w:sectPr>
-      <w:pgSz w:w="12240" w:h="15840"/>
-      <w:pgMar w:top="1440" w:right="1440" w:bottom="1440" w:left="1440" w:header="708" w:footer="708" w:gutter="0"/>
+      <w:pgSz w:w="11909" w:h="16834"/>
+      <w:pgMar w:top="1152" w:right="1224" w:bottom="1152" w:left="1224" w:header="720" w:footer="720" w:gutter="0"/>
       <w:cols w:space="720"/>
       <w:docGrid w:linePitch="360"/>
     </w:sectPr>
@@ -558,12 +464,14 @@
     <w:qFormat/>
     <w:rsid w:val="00FC693F"/>
     <w:pPr>
-      <w:spacing w:before="0" w:after="160" w:line="276" w:lineRule="auto"/>
+      <w:widowControl/>
+      <w:spacing w:after="120" w:line="269" w:lineRule="auto"/>
     </w:pPr>
     <w:rPr>
-      <w:rFonts w:ascii="Arial" w:hAnsi="Arial" w:eastAsia="Arial"/>
+      <w:rFonts w:ascii="Arial" w:hAnsi="Arial"/>
       <w:color w:val="000000"/>
       <w:sz w:val="22"/>
+      <w:lang w:val="ru-RU"/>
     </w:rPr>
   </w:style>
   <w:style w:type="paragraph" w:styleId="Header">
@@ -907,18 +815,20 @@
     <w:qFormat/>
     <w:rsid w:val="00FC693F"/>
     <w:pPr>
+      <w:keepNext/>
       <w:pBdr>
         <w:bottom w:val="single" w:sz="8" w:space="4" w:color="4F81BD" w:themeColor="accent1"/>
       </w:pBdr>
-      <w:spacing w:after="300" w:line="240" w:lineRule="auto"/>
+      <w:spacing w:after="280" w:line="240" w:lineRule="auto"/>
       <w:contextualSpacing/>
     </w:pPr>
     <w:rPr>
-      <w:rFonts w:asciiTheme="majorHAnsi" w:eastAsiaTheme="majorEastAsia" w:hAnsiTheme="majorHAnsi" w:cstheme="majorBidi"/>
-      <w:color w:val="17365D" w:themeColor="text2" w:themeShade="BF"/>
+      <w:rFonts w:asciiTheme="majorHAnsi" w:eastAsiaTheme="majorEastAsia" w:hAnsiTheme="majorHAnsi" w:cstheme="majorBidi" w:ascii="Arial" w:hAnsi="Arial"/>
+      <w:b/>
+      <w:color w:val="000000"/>
       <w:spacing w:val="5"/>
       <w:kern w:val="28"/>
-      <w:sz w:val="52"/>
+      <w:sz w:val="34"/>
       <w:szCs w:val="52"/>
     </w:rPr>
   </w:style>
@@ -12247,18 +12157,6 @@
         <w:shd w:val="clear" w:color="auto" w:fill="FBCAA2" w:themeFill="accent6" w:themeFillTint="7F"/>
       </w:tcPr>
     </w:tblStylePr>
-  </w:style>
-  <w:style w:type="paragraph" w:customStyle="1" w:styleId="Moral">
-    <w:name w:val="Moral"/>
-    <w:basedOn w:val="Normal"/>
-    <w:pPr>
-      <w:spacing w:before="160" w:after="0" w:line="276" w:lineRule="auto"/>
-    </w:pPr>
-    <w:rPr>
-      <w:rFonts w:ascii="Arial" w:hAnsi="Arial" w:eastAsia="Arial"/>
-      <w:i/>
-      <w:sz w:val="22"/>
-    </w:rPr>
   </w:style>
 </w:styles>
 </file>

--- a/ru/wisdom-stories/your-hand-at-work-your-hope-in-god.docx
+++ b/ru/wisdom-stories/your-hand-at-work-your-hope-in-god.docx
@@ -19,25 +19,25 @@
     <w:p>
       <w:pPr/>
       <w:r>
-        <w:t>Однажды в пустыне дервиш увидел лису с покалеченными лапами. Она едва передвигалась. «Как же она добывает пищу? — удивился он. — Охотиться не может. Кто её кормит?»</w:t>
+        <w:t>Однажды, занимаясь в пустыне поклонением, дервиш увидел лису с покалеченными лапами. Она едва передвигалась. «Как же она добывает пищу? — удивился он. — Дикие звери живут охотой, а для охоты нужна быстрая нога. У этого бедняги ног нет. Откуда Аллах доставляет ему пропитание?»</w:t>
       </w:r>
     </w:p>
     <w:p>
       <w:pPr/>
       <w:r>
-        <w:t>Вскоре появился лев с добытой газелью. Он поел и ушёл, оставив часть мяса. Лиса подползла к остаткам и насытилась.</w:t>
+        <w:t>Вскоре появился лев с добытой газелью. Он поел и ушёл, оставив часть мяса. Покалеченная лиса, которая лежала в засаде, подползла к остаткам и насытилась.</w:t>
       </w:r>
     </w:p>
     <w:p>
       <w:pPr/>
       <w:r>
-        <w:t>Дервиш восхитился тем, как Аллах устроил пропитание беспомощной лисы. Затем подумал: «Если ей достаётся пища без труда, разве обо мне Господь не позаботится? Лучше отдам работе меньше времени, а молитве — больше. Перестану трудиться и буду ждать Его милости».</w:t>
+        <w:t>Дервиш восхитился и воздал хвалу Аллаху, который послал лисе пропитание через льва. Затем подумал: «Если ей достаётся пища без труда, разве обо мне Аллах не позаботится? Время, которое трачу на работу, отдам поклонению и получу больше награды. С этих пор работать не буду. Аллах, который кормит лису рукою льва, даст пропитание и мне».</w:t>
       </w:r>
     </w:p>
     <w:p>
       <w:pPr/>
       <w:r>
-        <w:t>Он оставил работу и посвятил дни и ночи поклонению. Но никто не приносил ему хлеба. От голода дервиш слабел, пока от него не остались кожа да кости.</w:t>
+        <w:t>Он оставил работу и посвятил дни и ночи поклонению. Но никто не стучал в его дверь, и никто не приносил ему хлеба. От голода дервиш слабел, пока от него не остались кожа да кости.</w:t>
       </w:r>
     </w:p>
     <w:p>
@@ -51,7 +51,7 @@
     <w:p>
       <w:pPr/>
       <w:r>
-        <w:t>— Тебе даны здоровье, сильные руки и крепкие ноги. Почему ты решил подражать беспомощной лисе, а не льву? Встань, трудись, добывай пропитание и делись с теми, кто не может позаботиться о себе. Корми себя и помогай другим.</w:t>
+        <w:t>— Я дал тебе здоровое тело, сильную руку и быструю ногу. Почему ты решил подражать покалеченной лисе, а не льву? Почему ты заришься на чужие объедки? Встань, трудись, как лев, добывай пропитание. Пусть безрукие и безногие надеются на тебя. И сам ешь, и нуждающегося накорми.</w:t>
       </w:r>
     </w:p>
     <w:p>
@@ -59,7 +59,7 @@
         <w:keepNext/>
       </w:pPr>
       <w:r>
-        <w:t>Дервиш устыдился, раскаялся и снова взялся за работу. С тех пор он жил собственным трудом и помогал бедным.</w:t>
+        <w:t>Дервиш устыдился, раскаялся и снова взялся за работу. С тех пор он своим трудом добывал пропитание и навсегда оставил мысль быть обузой другим.</w:t>
       </w:r>
     </w:p>
     <w:p>
@@ -72,11 +72,9 @@
         <w:rPr>
           <w:b/>
         </w:rPr>
-        <w:t>Мораль:</w:t>
+        <w:t>Мораль: Человек, который зарится на долю нуждающихся, несмотря на свои силы, не доверяет Аллаху — он просто прикрывает свою лень верой.</w:t>
       </w:r>
-      <w:r>
-        <w:t xml:space="preserve"> Человек, который смотрит на долю нуждающихся, несмотря на свои силы, не доверяет Аллаху — он просто прикрывает свою лень верой.</w:t>
-      </w:r>
+      <w:r/>
     </w:p>
     <w:p>
       <w:pPr>
@@ -87,7 +85,7 @@
           <w:i/>
           <w:sz w:val="18"/>
         </w:rPr>
-        <w:t>«История взята из открытых источников Интернета.»</w:t>
+        <w:t>Рассказы взяты из открытых интернет-источников, а иллюстрации созданы с помощью ИИ.</w:t>
       </w:r>
     </w:p>
     <w:sectPr>
